--- a/July_2026_Plant_vs_Planner_Gap_Analysis.docx
+++ b/July_2026_Plant_vs_Planner_Gap_Analysis.docx
@@ -3360,6 +3360,2389 @@
       </w:pPr>
       <w:r>
         <w:t>schedule/send/scripts/plant_as_plan.py</w:t>
+      </w:r>
+    </w:p>
+    <w:p>
+      <w:r>
+        <w:br w:type="page"/>
+      </w:r>
+    </w:p>
+    <w:p>
+      <w:pPr>
+        <w:pStyle w:val="Heading1"/>
+      </w:pPr>
+      <w:r>
+        <w:t>10. Detailed daily-profile RCA: first and last days</w:t>
+      </w:r>
+    </w:p>
+    <w:p>
+      <w:r>
+        <w:t>This section was added after reviewing the shift-level July exports. The plant day is 07:00–07:00, not midnight–midnight. The exact exported day-1 cure quantity is 12,922 tyres (PCR 11,096 + TBR 1,826), not 9,000. If another sheet shows about 9,000, it is using a different subset, shift window, or definition and should be reconciled before comparison.</w:t>
+      </w:r>
+    </w:p>
+    <w:tbl>
+      <w:tblPr>
+        <w:tblStyle w:val="TableGrid"/>
+        <w:tblW w:type="auto" w:w="0"/>
+        <w:jc w:val="center"/>
+        <w:tblLook w:firstColumn="1" w:firstRow="1" w:lastColumn="0" w:lastRow="0" w:noHBand="0" w:noVBand="1" w:val="04A0"/>
+      </w:tblPr>
+      <w:tblGrid>
+        <w:gridCol w:w="1704"/>
+        <w:gridCol w:w="1704"/>
+        <w:gridCol w:w="1704"/>
+        <w:gridCol w:w="1704"/>
+        <w:gridCol w:w="1704"/>
+        <w:gridCol w:w="1704"/>
+      </w:tblGrid>
+      <w:tr>
+        <w:tc>
+          <w:tcPr>
+            <w:tcW w:type="dxa" w:w="1704"/>
+            <w:shd w:fill="1F4E78"/>
+          </w:tcPr>
+          <w:p>
+            <w:r>
+              <w:rPr>
+                <w:b/>
+                <w:color w:val="FFFFFF"/>
+                <w:sz w:val="16"/>
+              </w:rPr>
+              <w:t>Plant/day</w:t>
+            </w:r>
+          </w:p>
+        </w:tc>
+        <w:tc>
+          <w:tcPr>
+            <w:tcW w:type="dxa" w:w="1704"/>
+            <w:shd w:fill="1F4E78"/>
+          </w:tcPr>
+          <w:p>
+            <w:r>
+              <w:rPr>
+                <w:b/>
+                <w:color w:val="FFFFFF"/>
+                <w:sz w:val="16"/>
+              </w:rPr>
+              <w:t>Built</w:t>
+            </w:r>
+          </w:p>
+        </w:tc>
+        <w:tc>
+          <w:tcPr>
+            <w:tcW w:type="dxa" w:w="1704"/>
+            <w:shd w:fill="1F4E78"/>
+          </w:tcPr>
+          <w:p>
+            <w:r>
+              <w:rPr>
+                <w:b/>
+                <w:color w:val="FFFFFF"/>
+                <w:sz w:val="16"/>
+              </w:rPr>
+              <w:t>Cured</w:t>
+            </w:r>
+          </w:p>
+        </w:tc>
+        <w:tc>
+          <w:tcPr>
+            <w:tcW w:type="dxa" w:w="1704"/>
+            <w:shd w:fill="1F4E78"/>
+          </w:tcPr>
+          <w:p>
+            <w:r>
+              <w:rPr>
+                <w:b/>
+                <w:color w:val="FFFFFF"/>
+                <w:sz w:val="16"/>
+              </w:rPr>
+              <w:t>Daily cure average</w:t>
+            </w:r>
+          </w:p>
+        </w:tc>
+        <w:tc>
+          <w:tcPr>
+            <w:tcW w:type="dxa" w:w="1704"/>
+            <w:shd w:fill="1F4E78"/>
+          </w:tcPr>
+          <w:p>
+            <w:r>
+              <w:rPr>
+                <w:b/>
+                <w:color w:val="FFFFFF"/>
+                <w:sz w:val="16"/>
+              </w:rPr>
+              <w:t>Cure vs average</w:t>
+            </w:r>
+          </w:p>
+        </w:tc>
+        <w:tc>
+          <w:tcPr>
+            <w:tcW w:type="dxa" w:w="1704"/>
+            <w:shd w:fill="1F4E78"/>
+          </w:tcPr>
+          <w:p>
+            <w:r>
+              <w:rPr>
+                <w:b/>
+                <w:color w:val="FFFFFF"/>
+                <w:sz w:val="16"/>
+              </w:rPr>
+              <w:t>Closing GT inventory</w:t>
+            </w:r>
+          </w:p>
+        </w:tc>
+      </w:tr>
+      <w:tr>
+        <w:tc>
+          <w:tcPr>
+            <w:tcW w:type="dxa" w:w="1704"/>
+          </w:tcPr>
+          <w:p>
+            <w:r>
+              <w:rPr>
+                <w:sz w:val="16"/>
+              </w:rPr>
+              <w:t>PCR day 1</w:t>
+            </w:r>
+          </w:p>
+        </w:tc>
+        <w:tc>
+          <w:tcPr>
+            <w:tcW w:type="dxa" w:w="1704"/>
+          </w:tcPr>
+          <w:p>
+            <w:r>
+              <w:rPr>
+                <w:sz w:val="16"/>
+              </w:rPr>
+              <w:t>13,163</w:t>
+            </w:r>
+          </w:p>
+        </w:tc>
+        <w:tc>
+          <w:tcPr>
+            <w:tcW w:type="dxa" w:w="1704"/>
+          </w:tcPr>
+          <w:p>
+            <w:r>
+              <w:rPr>
+                <w:sz w:val="16"/>
+              </w:rPr>
+              <w:t>11,096</w:t>
+            </w:r>
+          </w:p>
+        </w:tc>
+        <w:tc>
+          <w:tcPr>
+            <w:tcW w:type="dxa" w:w="1704"/>
+          </w:tcPr>
+          <w:p>
+            <w:r>
+              <w:rPr>
+                <w:sz w:val="16"/>
+              </w:rPr>
+              <w:t>12,417</w:t>
+            </w:r>
+          </w:p>
+        </w:tc>
+        <w:tc>
+          <w:tcPr>
+            <w:tcW w:type="dxa" w:w="1704"/>
+          </w:tcPr>
+          <w:p>
+            <w:r>
+              <w:rPr>
+                <w:sz w:val="16"/>
+              </w:rPr>
+              <w:t>89.4%</w:t>
+            </w:r>
+          </w:p>
+        </w:tc>
+        <w:tc>
+          <w:tcPr>
+            <w:tcW w:type="dxa" w:w="1704"/>
+          </w:tcPr>
+          <w:p>
+            <w:r>
+              <w:rPr>
+                <w:sz w:val="16"/>
+              </w:rPr>
+              <w:t>5,179</w:t>
+            </w:r>
+          </w:p>
+        </w:tc>
+      </w:tr>
+      <w:tr>
+        <w:tc>
+          <w:tcPr>
+            <w:tcW w:type="dxa" w:w="1704"/>
+          </w:tcPr>
+          <w:p>
+            <w:r>
+              <w:rPr>
+                <w:sz w:val="16"/>
+              </w:rPr>
+              <w:t>TBR day 1</w:t>
+            </w:r>
+          </w:p>
+        </w:tc>
+        <w:tc>
+          <w:tcPr>
+            <w:tcW w:type="dxa" w:w="1704"/>
+          </w:tcPr>
+          <w:p>
+            <w:r>
+              <w:rPr>
+                <w:sz w:val="16"/>
+              </w:rPr>
+              <w:t>2,698</w:t>
+            </w:r>
+          </w:p>
+        </w:tc>
+        <w:tc>
+          <w:tcPr>
+            <w:tcW w:type="dxa" w:w="1704"/>
+          </w:tcPr>
+          <w:p>
+            <w:r>
+              <w:rPr>
+                <w:sz w:val="16"/>
+              </w:rPr>
+              <w:t>1,826</w:t>
+            </w:r>
+          </w:p>
+        </w:tc>
+        <w:tc>
+          <w:tcPr>
+            <w:tcW w:type="dxa" w:w="1704"/>
+          </w:tcPr>
+          <w:p>
+            <w:r>
+              <w:rPr>
+                <w:sz w:val="16"/>
+              </w:rPr>
+              <w:t>3,001</w:t>
+            </w:r>
+          </w:p>
+        </w:tc>
+        <w:tc>
+          <w:tcPr>
+            <w:tcW w:type="dxa" w:w="1704"/>
+          </w:tcPr>
+          <w:p>
+            <w:r>
+              <w:rPr>
+                <w:sz w:val="16"/>
+              </w:rPr>
+              <w:t>60.8%</w:t>
+            </w:r>
+          </w:p>
+        </w:tc>
+        <w:tc>
+          <w:tcPr>
+            <w:tcW w:type="dxa" w:w="1704"/>
+          </w:tcPr>
+          <w:p>
+            <w:r>
+              <w:rPr>
+                <w:sz w:val="16"/>
+              </w:rPr>
+              <w:t>1,638</w:t>
+            </w:r>
+          </w:p>
+        </w:tc>
+      </w:tr>
+      <w:tr>
+        <w:tc>
+          <w:tcPr>
+            <w:tcW w:type="dxa" w:w="1704"/>
+          </w:tcPr>
+          <w:p>
+            <w:r>
+              <w:rPr>
+                <w:sz w:val="16"/>
+              </w:rPr>
+              <w:t>Total day 1</w:t>
+            </w:r>
+          </w:p>
+        </w:tc>
+        <w:tc>
+          <w:tcPr>
+            <w:tcW w:type="dxa" w:w="1704"/>
+          </w:tcPr>
+          <w:p>
+            <w:r>
+              <w:rPr>
+                <w:sz w:val="16"/>
+              </w:rPr>
+              <w:t>15,861</w:t>
+            </w:r>
+          </w:p>
+        </w:tc>
+        <w:tc>
+          <w:tcPr>
+            <w:tcW w:type="dxa" w:w="1704"/>
+          </w:tcPr>
+          <w:p>
+            <w:r>
+              <w:rPr>
+                <w:sz w:val="16"/>
+              </w:rPr>
+              <w:t>12,922</w:t>
+            </w:r>
+          </w:p>
+        </w:tc>
+        <w:tc>
+          <w:tcPr>
+            <w:tcW w:type="dxa" w:w="1704"/>
+          </w:tcPr>
+          <w:p>
+            <w:r>
+              <w:rPr>
+                <w:sz w:val="16"/>
+              </w:rPr>
+              <w:t>15,418</w:t>
+            </w:r>
+          </w:p>
+        </w:tc>
+        <w:tc>
+          <w:tcPr>
+            <w:tcW w:type="dxa" w:w="1704"/>
+          </w:tcPr>
+          <w:p>
+            <w:r>
+              <w:rPr>
+                <w:sz w:val="16"/>
+              </w:rPr>
+              <w:t>83.8%</w:t>
+            </w:r>
+          </w:p>
+        </w:tc>
+        <w:tc>
+          <w:tcPr>
+            <w:tcW w:type="dxa" w:w="1704"/>
+          </w:tcPr>
+          <w:p>
+            <w:r>
+              <w:rPr>
+                <w:sz w:val="16"/>
+              </w:rPr>
+              <w:t>6,817</w:t>
+            </w:r>
+          </w:p>
+        </w:tc>
+      </w:tr>
+      <w:tr>
+        <w:tc>
+          <w:tcPr>
+            <w:tcW w:type="dxa" w:w="1704"/>
+          </w:tcPr>
+          <w:p>
+            <w:r>
+              <w:rPr>
+                <w:sz w:val="16"/>
+              </w:rPr>
+              <w:t>PCR day 30</w:t>
+            </w:r>
+          </w:p>
+        </w:tc>
+        <w:tc>
+          <w:tcPr>
+            <w:tcW w:type="dxa" w:w="1704"/>
+          </w:tcPr>
+          <w:p>
+            <w:r>
+              <w:rPr>
+                <w:sz w:val="16"/>
+              </w:rPr>
+              <w:t>9,412</w:t>
+            </w:r>
+          </w:p>
+        </w:tc>
+        <w:tc>
+          <w:tcPr>
+            <w:tcW w:type="dxa" w:w="1704"/>
+          </w:tcPr>
+          <w:p>
+            <w:r>
+              <w:rPr>
+                <w:sz w:val="16"/>
+              </w:rPr>
+              <w:t>11,987</w:t>
+            </w:r>
+          </w:p>
+        </w:tc>
+        <w:tc>
+          <w:tcPr>
+            <w:tcW w:type="dxa" w:w="1704"/>
+          </w:tcPr>
+          <w:p>
+            <w:r>
+              <w:rPr>
+                <w:sz w:val="16"/>
+              </w:rPr>
+              <w:t>12,417</w:t>
+            </w:r>
+          </w:p>
+        </w:tc>
+        <w:tc>
+          <w:tcPr>
+            <w:tcW w:type="dxa" w:w="1704"/>
+          </w:tcPr>
+          <w:p>
+            <w:r>
+              <w:rPr>
+                <w:sz w:val="16"/>
+              </w:rPr>
+              <w:t>96.5%</w:t>
+            </w:r>
+          </w:p>
+        </w:tc>
+        <w:tc>
+          <w:tcPr>
+            <w:tcW w:type="dxa" w:w="1704"/>
+          </w:tcPr>
+          <w:p>
+            <w:r>
+              <w:rPr>
+                <w:sz w:val="16"/>
+              </w:rPr>
+              <w:t>2,140</w:t>
+            </w:r>
+          </w:p>
+        </w:tc>
+      </w:tr>
+      <w:tr>
+        <w:tc>
+          <w:tcPr>
+            <w:tcW w:type="dxa" w:w="1704"/>
+          </w:tcPr>
+          <w:p>
+            <w:r>
+              <w:rPr>
+                <w:sz w:val="16"/>
+              </w:rPr>
+              <w:t>TBR day 30</w:t>
+            </w:r>
+          </w:p>
+        </w:tc>
+        <w:tc>
+          <w:tcPr>
+            <w:tcW w:type="dxa" w:w="1704"/>
+          </w:tcPr>
+          <w:p>
+            <w:r>
+              <w:rPr>
+                <w:sz w:val="16"/>
+              </w:rPr>
+              <w:t>2,449</w:t>
+            </w:r>
+          </w:p>
+        </w:tc>
+        <w:tc>
+          <w:tcPr>
+            <w:tcW w:type="dxa" w:w="1704"/>
+          </w:tcPr>
+          <w:p>
+            <w:r>
+              <w:rPr>
+                <w:sz w:val="16"/>
+              </w:rPr>
+              <w:t>2,915</w:t>
+            </w:r>
+          </w:p>
+        </w:tc>
+        <w:tc>
+          <w:tcPr>
+            <w:tcW w:type="dxa" w:w="1704"/>
+          </w:tcPr>
+          <w:p>
+            <w:r>
+              <w:rPr>
+                <w:sz w:val="16"/>
+              </w:rPr>
+              <w:t>3,001</w:t>
+            </w:r>
+          </w:p>
+        </w:tc>
+        <w:tc>
+          <w:tcPr>
+            <w:tcW w:type="dxa" w:w="1704"/>
+          </w:tcPr>
+          <w:p>
+            <w:r>
+              <w:rPr>
+                <w:sz w:val="16"/>
+              </w:rPr>
+              <w:t>97.1%</w:t>
+            </w:r>
+          </w:p>
+        </w:tc>
+        <w:tc>
+          <w:tcPr>
+            <w:tcW w:type="dxa" w:w="1704"/>
+          </w:tcPr>
+          <w:p>
+            <w:r>
+              <w:rPr>
+                <w:sz w:val="16"/>
+              </w:rPr>
+              <w:t>980</w:t>
+            </w:r>
+          </w:p>
+        </w:tc>
+      </w:tr>
+      <w:tr>
+        <w:tc>
+          <w:tcPr>
+            <w:tcW w:type="dxa" w:w="1704"/>
+          </w:tcPr>
+          <w:p>
+            <w:r>
+              <w:rPr>
+                <w:sz w:val="16"/>
+              </w:rPr>
+              <w:t>PCR day 31</w:t>
+            </w:r>
+          </w:p>
+        </w:tc>
+        <w:tc>
+          <w:tcPr>
+            <w:tcW w:type="dxa" w:w="1704"/>
+          </w:tcPr>
+          <w:p>
+            <w:r>
+              <w:rPr>
+                <w:sz w:val="16"/>
+              </w:rPr>
+              <w:t>4,118</w:t>
+            </w:r>
+          </w:p>
+        </w:tc>
+        <w:tc>
+          <w:tcPr>
+            <w:tcW w:type="dxa" w:w="1704"/>
+          </w:tcPr>
+          <w:p>
+            <w:r>
+              <w:rPr>
+                <w:sz w:val="16"/>
+              </w:rPr>
+              <w:t>6,707</w:t>
+            </w:r>
+          </w:p>
+        </w:tc>
+        <w:tc>
+          <w:tcPr>
+            <w:tcW w:type="dxa" w:w="1704"/>
+          </w:tcPr>
+          <w:p>
+            <w:r>
+              <w:rPr>
+                <w:sz w:val="16"/>
+              </w:rPr>
+              <w:t>12,417</w:t>
+            </w:r>
+          </w:p>
+        </w:tc>
+        <w:tc>
+          <w:tcPr>
+            <w:tcW w:type="dxa" w:w="1704"/>
+          </w:tcPr>
+          <w:p>
+            <w:r>
+              <w:rPr>
+                <w:sz w:val="16"/>
+              </w:rPr>
+              <w:t>54.0%</w:t>
+            </w:r>
+          </w:p>
+        </w:tc>
+        <w:tc>
+          <w:tcPr>
+            <w:tcW w:type="dxa" w:w="1704"/>
+          </w:tcPr>
+          <w:p>
+            <w:r>
+              <w:rPr>
+                <w:sz w:val="16"/>
+              </w:rPr>
+              <w:t>511</w:t>
+            </w:r>
+          </w:p>
+        </w:tc>
+      </w:tr>
+      <w:tr>
+        <w:tc>
+          <w:tcPr>
+            <w:tcW w:type="dxa" w:w="1704"/>
+          </w:tcPr>
+          <w:p>
+            <w:r>
+              <w:rPr>
+                <w:sz w:val="16"/>
+              </w:rPr>
+              <w:t>TBR day 31</w:t>
+            </w:r>
+          </w:p>
+        </w:tc>
+        <w:tc>
+          <w:tcPr>
+            <w:tcW w:type="dxa" w:w="1704"/>
+          </w:tcPr>
+          <w:p>
+            <w:r>
+              <w:rPr>
+                <w:sz w:val="16"/>
+              </w:rPr>
+              <w:t>1,726</w:t>
+            </w:r>
+          </w:p>
+        </w:tc>
+        <w:tc>
+          <w:tcPr>
+            <w:tcW w:type="dxa" w:w="1704"/>
+          </w:tcPr>
+          <w:p>
+            <w:r>
+              <w:rPr>
+                <w:sz w:val="16"/>
+              </w:rPr>
+              <w:t>1,980</w:t>
+            </w:r>
+          </w:p>
+        </w:tc>
+        <w:tc>
+          <w:tcPr>
+            <w:tcW w:type="dxa" w:w="1704"/>
+          </w:tcPr>
+          <w:p>
+            <w:r>
+              <w:rPr>
+                <w:sz w:val="16"/>
+              </w:rPr>
+              <w:t>3,001</w:t>
+            </w:r>
+          </w:p>
+        </w:tc>
+        <w:tc>
+          <w:tcPr>
+            <w:tcW w:type="dxa" w:w="1704"/>
+          </w:tcPr>
+          <w:p>
+            <w:r>
+              <w:rPr>
+                <w:sz w:val="16"/>
+              </w:rPr>
+              <w:t>66.0%</w:t>
+            </w:r>
+          </w:p>
+        </w:tc>
+        <w:tc>
+          <w:tcPr>
+            <w:tcW w:type="dxa" w:w="1704"/>
+          </w:tcPr>
+          <w:p>
+            <w:r>
+              <w:rPr>
+                <w:sz w:val="16"/>
+              </w:rPr>
+              <w:t>854</w:t>
+            </w:r>
+          </w:p>
+        </w:tc>
+      </w:tr>
+      <w:tr>
+        <w:tc>
+          <w:tcPr>
+            <w:tcW w:type="dxa" w:w="1704"/>
+          </w:tcPr>
+          <w:p>
+            <w:r>
+              <w:rPr>
+                <w:sz w:val="16"/>
+              </w:rPr>
+              <w:t>Total day 31</w:t>
+            </w:r>
+          </w:p>
+        </w:tc>
+        <w:tc>
+          <w:tcPr>
+            <w:tcW w:type="dxa" w:w="1704"/>
+          </w:tcPr>
+          <w:p>
+            <w:r>
+              <w:rPr>
+                <w:sz w:val="16"/>
+              </w:rPr>
+              <w:t>5,844</w:t>
+            </w:r>
+          </w:p>
+        </w:tc>
+        <w:tc>
+          <w:tcPr>
+            <w:tcW w:type="dxa" w:w="1704"/>
+          </w:tcPr>
+          <w:p>
+            <w:r>
+              <w:rPr>
+                <w:sz w:val="16"/>
+              </w:rPr>
+              <w:t>8,687</w:t>
+            </w:r>
+          </w:p>
+        </w:tc>
+        <w:tc>
+          <w:tcPr>
+            <w:tcW w:type="dxa" w:w="1704"/>
+          </w:tcPr>
+          <w:p>
+            <w:r>
+              <w:rPr>
+                <w:sz w:val="16"/>
+              </w:rPr>
+              <w:t>15,418</w:t>
+            </w:r>
+          </w:p>
+        </w:tc>
+        <w:tc>
+          <w:tcPr>
+            <w:tcW w:type="dxa" w:w="1704"/>
+          </w:tcPr>
+          <w:p>
+            <w:r>
+              <w:rPr>
+                <w:sz w:val="16"/>
+              </w:rPr>
+              <w:t>56.3%</w:t>
+            </w:r>
+          </w:p>
+        </w:tc>
+        <w:tc>
+          <w:tcPr>
+            <w:tcW w:type="dxa" w:w="1704"/>
+          </w:tcPr>
+          <w:p>
+            <w:r>
+              <w:rPr>
+                <w:sz w:val="16"/>
+              </w:rPr>
+              <w:t>1,365</w:t>
+            </w:r>
+          </w:p>
+        </w:tc>
+      </w:tr>
+    </w:tbl>
+    <w:p>
+      <w:pPr>
+        <w:pStyle w:val="Heading2"/>
+      </w:pPr>
+      <w:r>
+        <w:t>10.1 Why curing is low on day 1</w:t>
+      </w:r>
+    </w:p>
+    <w:tbl>
+      <w:tblPr>
+        <w:tblStyle w:val="TableGrid"/>
+        <w:tblW w:type="auto" w:w="0"/>
+        <w:jc w:val="center"/>
+        <w:tblLook w:firstColumn="1" w:firstRow="1" w:lastColumn="0" w:lastRow="0" w:noHBand="0" w:noVBand="1" w:val="04A0"/>
+      </w:tblPr>
+      <w:tblGrid>
+        <w:gridCol w:w="3408"/>
+        <w:gridCol w:w="3408"/>
+        <w:gridCol w:w="3408"/>
+      </w:tblGrid>
+      <w:tr>
+        <w:tc>
+          <w:tcPr>
+            <w:tcW w:type="dxa" w:w="3408"/>
+            <w:shd w:fill="1F4E78"/>
+          </w:tcPr>
+          <w:p>
+            <w:r>
+              <w:rPr>
+                <w:b/>
+                <w:color w:val="FFFFFF"/>
+                <w:sz w:val="16"/>
+              </w:rPr>
+              <w:t>Evidence</w:t>
+            </w:r>
+          </w:p>
+        </w:tc>
+        <w:tc>
+          <w:tcPr>
+            <w:tcW w:type="dxa" w:w="3408"/>
+            <w:shd w:fill="1F4E78"/>
+          </w:tcPr>
+          <w:p>
+            <w:r>
+              <w:rPr>
+                <w:b/>
+                <w:color w:val="FFFFFF"/>
+                <w:sz w:val="16"/>
+              </w:rPr>
+              <w:t>Day-1 observation</w:t>
+            </w:r>
+          </w:p>
+        </w:tc>
+        <w:tc>
+          <w:tcPr>
+            <w:tcW w:type="dxa" w:w="3408"/>
+            <w:shd w:fill="1F4E78"/>
+          </w:tcPr>
+          <w:p>
+            <w:r>
+              <w:rPr>
+                <w:b/>
+                <w:color w:val="FFFFFF"/>
+                <w:sz w:val="16"/>
+              </w:rPr>
+              <w:t>RCA</w:t>
+            </w:r>
+          </w:p>
+        </w:tc>
+      </w:tr>
+      <w:tr>
+        <w:tc>
+          <w:tcPr>
+            <w:tcW w:type="dxa" w:w="3408"/>
+          </w:tcPr>
+          <w:p>
+            <w:r>
+              <w:rPr>
+                <w:sz w:val="16"/>
+              </w:rPr>
+              <w:t>Press activation — shift A</w:t>
+            </w:r>
+          </w:p>
+        </w:tc>
+        <w:tc>
+          <w:tcPr>
+            <w:tcW w:type="dxa" w:w="3408"/>
+          </w:tcPr>
+          <w:p>
+            <w:r>
+              <w:rPr>
+                <w:sz w:val="16"/>
+              </w:rPr>
+              <w:t>PCR 35/86 presses; TBR 36/79</w:t>
+            </w:r>
+          </w:p>
+        </w:tc>
+        <w:tc>
+          <w:tcPr>
+            <w:tcW w:type="dxa" w:w="3408"/>
+          </w:tcPr>
+          <w:p>
+            <w:r>
+              <w:rPr>
+                <w:sz w:val="16"/>
+              </w:rPr>
+              <w:t>The month starts with no continuing press campaigns in L5. New campaigns are ramped in rather than inheriting June campaign state.</w:t>
+            </w:r>
+          </w:p>
+        </w:tc>
+      </w:tr>
+      <w:tr>
+        <w:tc>
+          <w:tcPr>
+            <w:tcW w:type="dxa" w:w="3408"/>
+          </w:tcPr>
+          <w:p>
+            <w:r>
+              <w:rPr>
+                <w:sz w:val="16"/>
+              </w:rPr>
+              <w:t>Press activation — shifts B/C</w:t>
+            </w:r>
+          </w:p>
+        </w:tc>
+        <w:tc>
+          <w:tcPr>
+            <w:tcW w:type="dxa" w:w="3408"/>
+          </w:tcPr>
+          <w:p>
+            <w:r>
+              <w:rPr>
+                <w:sz w:val="16"/>
+              </w:rPr>
+              <w:t>All 86 PCR and 79 TBR presses appear</w:t>
+            </w:r>
+          </w:p>
+        </w:tc>
+        <w:tc>
+          <w:tcPr>
+            <w:tcW w:type="dxa" w:w="3408"/>
+          </w:tcPr>
+          <w:p>
+            <w:r>
+              <w:rPr>
+                <w:sz w:val="16"/>
+              </w:rPr>
+              <w:t>This confirms a start-up/ramp effect, not a whole-day lack of installed presses.</w:t>
+            </w:r>
+          </w:p>
+        </w:tc>
+      </w:tr>
+      <w:tr>
+        <w:tc>
+          <w:tcPr>
+            <w:tcW w:type="dxa" w:w="3408"/>
+          </w:tcPr>
+          <w:p>
+            <w:r>
+              <w:rPr>
+                <w:sz w:val="16"/>
+              </w:rPr>
+              <w:t>First-cure timing rule</w:t>
+            </w:r>
+          </w:p>
+        </w:tc>
+        <w:tc>
+          <w:tcPr>
+            <w:tcW w:type="dxa" w:w="3408"/>
+          </w:tcPr>
+          <w:p>
+            <w:r>
+              <w:rPr>
+                <w:sz w:val="16"/>
+              </w:rPr>
+              <w:t>L5 forbids cure before t0 + tau* + own first-slice build time</w:t>
+            </w:r>
+          </w:p>
+        </w:tc>
+        <w:tc>
+          <w:tcPr>
+            <w:tcW w:type="dxa" w:w="3408"/>
+          </w:tcPr>
+          <w:p>
+            <w:r>
+              <w:rPr>
+                <w:sz w:val="16"/>
+              </w:rPr>
+              <w:t>A new campaign waits for its first GT slice and coupling buffer: PCR tau*=4.32 h; TBR tau*=4.81 h.</w:t>
+            </w:r>
+          </w:p>
+        </w:tc>
+      </w:tr>
+      <w:tr>
+        <w:tc>
+          <w:tcPr>
+            <w:tcW w:type="dxa" w:w="3408"/>
+          </w:tcPr>
+          <w:p>
+            <w:r>
+              <w:rPr>
+                <w:sz w:val="16"/>
+              </w:rPr>
+              <w:t>Opening stock</w:t>
+            </w:r>
+          </w:p>
+        </w:tc>
+        <w:tc>
+          <w:tcPr>
+            <w:tcW w:type="dxa" w:w="3408"/>
+          </w:tcPr>
+          <w:p>
+            <w:r>
+              <w:rPr>
+                <w:sz w:val="16"/>
+              </w:rPr>
+              <w:t>4,820 PCR and 1,297 TBR available at t0; 4,352/1,010 eventually consumed</w:t>
+            </w:r>
+          </w:p>
+        </w:tc>
+        <w:tc>
+          <w:tcPr>
+            <w:tcW w:type="dxa" w:w="3408"/>
+          </w:tcPr>
+          <w:p>
+            <w:r>
+              <w:rPr>
+                <w:sz w:val="16"/>
+              </w:rPr>
+              <w:t>Opening quantity helps, but L5 does not reconstruct which June press campaigns were already running. Quantity alone cannot create a full press state at 07:00.</w:t>
+            </w:r>
+          </w:p>
+        </w:tc>
+      </w:tr>
+      <w:tr>
+        <w:tc>
+          <w:tcPr>
+            <w:tcW w:type="dxa" w:w="3408"/>
+          </w:tcPr>
+          <w:p>
+            <w:r>
+              <w:rPr>
+                <w:sz w:val="16"/>
+              </w:rPr>
+              <w:t>TBR sensitivity</w:t>
+            </w:r>
+          </w:p>
+        </w:tc>
+        <w:tc>
+          <w:tcPr>
+            <w:tcW w:type="dxa" w:w="3408"/>
+          </w:tcPr>
+          <w:p>
+            <w:r>
+              <w:rPr>
+                <w:sz w:val="16"/>
+              </w:rPr>
+              <w:t>Day 1 cure 1,826 vs 3,001 average</w:t>
+            </w:r>
+          </w:p>
+        </w:tc>
+        <w:tc>
+          <w:tcPr>
+            <w:tcW w:type="dxa" w:w="3408"/>
+          </w:tcPr>
+          <w:p>
+            <w:r>
+              <w:rPr>
+                <w:sz w:val="16"/>
+              </w:rPr>
+              <w:t>Long TBR cycles and a 4.81 h buffer make the lost first shift proportionally more severe.</w:t>
+            </w:r>
+          </w:p>
+        </w:tc>
+      </w:tr>
+    </w:tbl>
+    <w:p>
+      <w:r>
+        <w:t>Direct cause chain:</w:t>
+      </w:r>
+    </w:p>
+    <w:p>
+      <w:pPr>
+        <w:pStyle w:val="ListBullet"/>
+      </w:pPr>
+      <w:r>
+        <w:t>The model begins July with presses free, not with the real June campaigns continuing.</w:t>
+      </w:r>
+    </w:p>
+    <w:p>
+      <w:pPr>
+        <w:pStyle w:val="ListBullet"/>
+      </w:pPr>
+      <w:r>
+        <w:t>L5 starts new campaigns only after the ramp condition can be satisfied.</w:t>
+      </w:r>
+    </w:p>
+    <w:p>
+      <w:pPr>
+        <w:pStyle w:val="ListBullet"/>
+      </w:pPr>
+      <w:r>
+        <w:t>Only 35 PCR and 36 TBR presses are active in shift A; full press participation is reached later.</w:t>
+      </w:r>
+    </w:p>
+    <w:p>
+      <w:pPr>
+        <w:pStyle w:val="ListBullet"/>
+      </w:pPr>
+      <w:r>
+        <w:t>Therefore day-1 curing is structurally depressed even though building starts strongly and opening stock exists.</w:t>
+      </w:r>
+    </w:p>
+    <w:p>
+      <w:pPr>
+        <w:pStyle w:val="Heading2"/>
+      </w:pPr>
+      <w:r>
+        <w:t>10.2 Why building is not low on day 1, but curing is</w:t>
+      </w:r>
+    </w:p>
+    <w:p>
+      <w:r>
+        <w:t>Day-1 building is 15,861 tyres, slightly above the combined daily average of about 15,282. The building side begins at t0 with machines available and immediately creates the first slices. Curing lags because GT must exist before cure and because the pull equation deliberately inserts approximately 4–5 hours between build and cure. The problem is therefore not day-1 building capacity; it is missing pre-horizon curing state and the start-up timing convention.</w:t>
+      </w:r>
+    </w:p>
+    <w:p>
+      <w:pPr>
+        <w:pStyle w:val="Heading2"/>
+      </w:pPr>
+      <w:r>
+        <w:t>10.3 Why building and curing fall on the last days</w:t>
+      </w:r>
+    </w:p>
+    <w:tbl>
+      <w:tblPr>
+        <w:tblStyle w:val="TableGrid"/>
+        <w:tblW w:type="auto" w:w="0"/>
+        <w:jc w:val="center"/>
+        <w:tblLook w:firstColumn="1" w:firstRow="1" w:lastColumn="0" w:lastRow="0" w:noHBand="0" w:noVBand="1" w:val="04A0"/>
+      </w:tblPr>
+      <w:tblGrid>
+        <w:gridCol w:w="3408"/>
+        <w:gridCol w:w="3408"/>
+        <w:gridCol w:w="3408"/>
+      </w:tblGrid>
+      <w:tr>
+        <w:tc>
+          <w:tcPr>
+            <w:tcW w:type="dxa" w:w="3408"/>
+            <w:shd w:fill="1F4E78"/>
+          </w:tcPr>
+          <w:p>
+            <w:r>
+              <w:rPr>
+                <w:b/>
+                <w:color w:val="FFFFFF"/>
+                <w:sz w:val="16"/>
+              </w:rPr>
+              <w:t>Mechanism</w:t>
+            </w:r>
+          </w:p>
+        </w:tc>
+        <w:tc>
+          <w:tcPr>
+            <w:tcW w:type="dxa" w:w="3408"/>
+            <w:shd w:fill="1F4E78"/>
+          </w:tcPr>
+          <w:p>
+            <w:r>
+              <w:rPr>
+                <w:b/>
+                <w:color w:val="FFFFFF"/>
+                <w:sz w:val="16"/>
+              </w:rPr>
+              <w:t>Evidence</w:t>
+            </w:r>
+          </w:p>
+        </w:tc>
+        <w:tc>
+          <w:tcPr>
+            <w:tcW w:type="dxa" w:w="3408"/>
+            <w:shd w:fill="1F4E78"/>
+          </w:tcPr>
+          <w:p>
+            <w:r>
+              <w:rPr>
+                <w:b/>
+                <w:color w:val="FFFFFF"/>
+                <w:sz w:val="16"/>
+              </w:rPr>
+              <w:t>Effect</w:t>
+            </w:r>
+          </w:p>
+        </w:tc>
+      </w:tr>
+      <w:tr>
+        <w:tc>
+          <w:tcPr>
+            <w:tcW w:type="dxa" w:w="3408"/>
+          </w:tcPr>
+          <w:p>
+            <w:r>
+              <w:rPr>
+                <w:sz w:val="16"/>
+              </w:rPr>
+              <w:t>Month-end demand exhaustion</w:t>
+            </w:r>
+          </w:p>
+        </w:tc>
+        <w:tc>
+          <w:tcPr>
+            <w:tcW w:type="dxa" w:w="3408"/>
+          </w:tcPr>
+          <w:p>
+            <w:r>
+              <w:rPr>
+                <w:sz w:val="16"/>
+              </w:rPr>
+              <w:t>Planner has only July monthly demand and no August demand lookahead in this run</w:t>
+            </w:r>
+          </w:p>
+        </w:tc>
+        <w:tc>
+          <w:tcPr>
+            <w:tcW w:type="dxa" w:w="3408"/>
+          </w:tcPr>
+          <w:p>
+            <w:r>
+              <w:rPr>
+                <w:sz w:val="16"/>
+              </w:rPr>
+              <w:t>There is nothing after the boundary to pull new building runs forward.</w:t>
+            </w:r>
+          </w:p>
+        </w:tc>
+      </w:tr>
+      <w:tr>
+        <w:tc>
+          <w:tcPr>
+            <w:tcW w:type="dxa" w:w="3408"/>
+          </w:tcPr>
+          <w:p>
+            <w:r>
+              <w:rPr>
+                <w:sz w:val="16"/>
+              </w:rPr>
+              <w:t>In-month fulfilment rule</w:t>
+            </w:r>
+          </w:p>
+        </w:tc>
+        <w:tc>
+          <w:tcPr>
+            <w:tcW w:type="dxa" w:w="3408"/>
+          </w:tcPr>
+          <w:p>
+            <w:r>
+              <w:rPr>
+                <w:sz w:val="16"/>
+              </w:rPr>
+              <w:t>Output after 07:00 on 1 August does not count for July</w:t>
+            </w:r>
+          </w:p>
+        </w:tc>
+        <w:tc>
+          <w:tcPr>
+            <w:tcW w:type="dxa" w:w="3408"/>
+          </w:tcPr>
+          <w:p>
+            <w:r>
+              <w:rPr>
+                <w:sz w:val="16"/>
+              </w:rPr>
+              <w:t>L5/L7 avoid or truncate work whose useful output lies beyond the reporting boundary.</w:t>
+            </w:r>
+          </w:p>
+        </w:tc>
+      </w:tr>
+      <w:tr>
+        <w:tc>
+          <w:tcPr>
+            <w:tcW w:type="dxa" w:w="3408"/>
+          </w:tcPr>
+          <w:p>
+            <w:r>
+              <w:rPr>
+                <w:sz w:val="16"/>
+              </w:rPr>
+              <w:t>Pull logic</w:t>
+            </w:r>
+          </w:p>
+        </w:tc>
+        <w:tc>
+          <w:tcPr>
+            <w:tcW w:type="dxa" w:w="3408"/>
+          </w:tcPr>
+          <w:p>
+            <w:r>
+              <w:rPr>
+                <w:sz w:val="16"/>
+              </w:rPr>
+              <w:t>Building exists only to feed a scheduled cure campaign</w:t>
+            </w:r>
+          </w:p>
+        </w:tc>
+        <w:tc>
+          <w:tcPr>
+            <w:tcW w:type="dxa" w:w="3408"/>
+          </w:tcPr>
+          <w:p>
+            <w:r>
+              <w:rPr>
+                <w:sz w:val="16"/>
+              </w:rPr>
+              <w:t>When cure campaigns decline near the horizon, building demand declines first and more sharply.</w:t>
+            </w:r>
+          </w:p>
+        </w:tc>
+      </w:tr>
+      <w:tr>
+        <w:tc>
+          <w:tcPr>
+            <w:tcW w:type="dxa" w:w="3408"/>
+          </w:tcPr>
+          <w:p>
+            <w:r>
+              <w:rPr>
+                <w:sz w:val="16"/>
+              </w:rPr>
+              <w:t>Inventory drain</w:t>
+            </w:r>
+          </w:p>
+        </w:tc>
+        <w:tc>
+          <w:tcPr>
+            <w:tcW w:type="dxa" w:w="3408"/>
+          </w:tcPr>
+          <w:p>
+            <w:r>
+              <w:rPr>
+                <w:sz w:val="16"/>
+              </w:rPr>
+              <w:t>PCR closes 4,157 → 2,140 → 511 on days 29–31; TBR 1,310 → 980 → 854</w:t>
+            </w:r>
+          </w:p>
+        </w:tc>
+        <w:tc>
+          <w:tcPr>
+            <w:tcW w:type="dxa" w:w="3408"/>
+          </w:tcPr>
+          <w:p>
+            <w:r>
+              <w:rPr>
+                <w:sz w:val="16"/>
+              </w:rPr>
+              <w:t>Curing consumes existing GT while replacement building is stopped, producing low building and later low curing.</w:t>
+            </w:r>
+          </w:p>
+        </w:tc>
+      </w:tr>
+      <w:tr>
+        <w:tc>
+          <w:tcPr>
+            <w:tcW w:type="dxa" w:w="3408"/>
+          </w:tcPr>
+          <w:p>
+            <w:r>
+              <w:rPr>
+                <w:sz w:val="16"/>
+              </w:rPr>
+              <w:t>Active resources fall</w:t>
+            </w:r>
+          </w:p>
+        </w:tc>
+        <w:tc>
+          <w:tcPr>
+            <w:tcW w:type="dxa" w:w="3408"/>
+          </w:tcPr>
+          <w:p>
+            <w:r>
+              <w:rPr>
+                <w:sz w:val="16"/>
+              </w:rPr>
+              <w:t>Day 31 shift C: 1 PCR building machine and 3 TBR machines; 65 PCR and 64 TBR presses</w:t>
+            </w:r>
+          </w:p>
+        </w:tc>
+        <w:tc>
+          <w:tcPr>
+            <w:tcW w:type="dxa" w:w="3408"/>
+          </w:tcPr>
+          <w:p>
+            <w:r>
+              <w:rPr>
+                <w:sz w:val="16"/>
+              </w:rPr>
+              <w:t>The optimizer deliberately winds down rather than maintaining a steady-state handoff.</w:t>
+            </w:r>
+          </w:p>
+        </w:tc>
+      </w:tr>
+      <w:tr>
+        <w:tc>
+          <w:tcPr>
+            <w:tcW w:type="dxa" w:w="3408"/>
+          </w:tcPr>
+          <w:p>
+            <w:r>
+              <w:rPr>
+                <w:sz w:val="16"/>
+              </w:rPr>
+              <w:t>Campaign tail accounting</w:t>
+            </w:r>
+          </w:p>
+        </w:tc>
+        <w:tc>
+          <w:tcPr>
+            <w:tcW w:type="dxa" w:w="3408"/>
+          </w:tcPr>
+          <w:p>
+            <w:r>
+              <w:rPr>
+                <w:sz w:val="16"/>
+              </w:rPr>
+              <w:t>8,680 tyres cure in the extension tail and are excluded from July fulfilment</w:t>
+            </w:r>
+          </w:p>
+        </w:tc>
+        <w:tc>
+          <w:tcPr>
+            <w:tcW w:type="dxa" w:w="3408"/>
+          </w:tcPr>
+          <w:p>
+            <w:r>
+              <w:rPr>
+                <w:sz w:val="16"/>
+              </w:rPr>
+              <w:t>The boundary creates apparent lost July output even though some physical work is scheduled just after month-end.</w:t>
+            </w:r>
+          </w:p>
+        </w:tc>
+      </w:tr>
+    </w:tbl>
+    <w:p>
+      <w:r>
+        <w:t>The last-day fall is therefore mostly a horizon-policy artifact, not a sudden shortage of machines or a change in cycle time. A real plant does not stop at month end: August demand and campaigns continue. The planner currently optimizes a monthly box and then reports only the part cured inside that box.</w:t>
+      </w:r>
+    </w:p>
+    <w:p>
+      <w:pPr>
+        <w:pStyle w:val="Heading1"/>
+      </w:pPr>
+      <w:r>
+        <w:t>11. Component-by-component RCA: where fulfilment is lost</w:t>
+      </w:r>
+    </w:p>
+    <w:tbl>
+      <w:tblPr>
+        <w:tblStyle w:val="TableGrid"/>
+        <w:tblW w:type="auto" w:w="0"/>
+        <w:jc w:val="center"/>
+        <w:tblLook w:firstColumn="1" w:firstRow="1" w:lastColumn="0" w:lastRow="0" w:noHBand="0" w:noVBand="1" w:val="04A0"/>
+      </w:tblPr>
+      <w:tblGrid>
+        <w:gridCol w:w="2556"/>
+        <w:gridCol w:w="2556"/>
+        <w:gridCol w:w="2556"/>
+        <w:gridCol w:w="2556"/>
+      </w:tblGrid>
+      <w:tr>
+        <w:tc>
+          <w:tcPr>
+            <w:tcW w:type="dxa" w:w="2556"/>
+            <w:shd w:fill="1F4E78"/>
+          </w:tcPr>
+          <w:p>
+            <w:r>
+              <w:rPr>
+                <w:b/>
+                <w:color w:val="FFFFFF"/>
+                <w:sz w:val="16"/>
+              </w:rPr>
+              <w:t>Area</w:t>
+            </w:r>
+          </w:p>
+        </w:tc>
+        <w:tc>
+          <w:tcPr>
+            <w:tcW w:type="dxa" w:w="2556"/>
+            <w:shd w:fill="1F4E78"/>
+          </w:tcPr>
+          <w:p>
+            <w:r>
+              <w:rPr>
+                <w:b/>
+                <w:color w:val="FFFFFF"/>
+                <w:sz w:val="16"/>
+              </w:rPr>
+              <w:t>Is it a problem?</w:t>
+            </w:r>
+          </w:p>
+        </w:tc>
+        <w:tc>
+          <w:tcPr>
+            <w:tcW w:type="dxa" w:w="2556"/>
+            <w:shd w:fill="1F4E78"/>
+          </w:tcPr>
+          <w:p>
+            <w:r>
+              <w:rPr>
+                <w:b/>
+                <w:color w:val="FFFFFF"/>
+                <w:sz w:val="16"/>
+              </w:rPr>
+              <w:t>Severity</w:t>
+            </w:r>
+          </w:p>
+        </w:tc>
+        <w:tc>
+          <w:tcPr>
+            <w:tcW w:type="dxa" w:w="2556"/>
+            <w:shd w:fill="1F4E78"/>
+          </w:tcPr>
+          <w:p>
+            <w:r>
+              <w:rPr>
+                <w:b/>
+                <w:color w:val="FFFFFF"/>
+                <w:sz w:val="16"/>
+              </w:rPr>
+              <w:t>Evidence and verdict</w:t>
+            </w:r>
+          </w:p>
+        </w:tc>
+      </w:tr>
+      <w:tr>
+        <w:tc>
+          <w:tcPr>
+            <w:tcW w:type="dxa" w:w="2556"/>
+          </w:tcPr>
+          <w:p>
+            <w:r>
+              <w:rPr>
+                <w:sz w:val="16"/>
+              </w:rPr>
+              <w:t>Building machine total capacity</w:t>
+            </w:r>
+          </w:p>
+        </w:tc>
+        <w:tc>
+          <w:tcPr>
+            <w:tcW w:type="dxa" w:w="2556"/>
+          </w:tcPr>
+          <w:p>
+            <w:r>
+              <w:rPr>
+                <w:sz w:val="16"/>
+              </w:rPr>
+              <w:t>Not the primary constraint</w:t>
+            </w:r>
+          </w:p>
+        </w:tc>
+        <w:tc>
+          <w:tcPr>
+            <w:tcW w:type="dxa" w:w="2556"/>
+          </w:tcPr>
+          <w:p>
+            <w:r>
+              <w:rPr>
+                <w:sz w:val="16"/>
+              </w:rPr>
+              <w:t>Low</w:t>
+            </w:r>
+          </w:p>
+        </w:tc>
+        <w:tc>
+          <w:tcPr>
+            <w:tcW w:type="dxa" w:w="2556"/>
+          </w:tcPr>
+          <w:p>
+            <w:r>
+              <w:rPr>
+                <w:sz w:val="16"/>
+              </w:rPr>
+              <w:t>L6 median daily load PCR 80.3%, TBR 79.5%; 3-day max PCR 87.4%, TBR 85.8%; zero days &gt;100%.</w:t>
+            </w:r>
+          </w:p>
+        </w:tc>
+      </w:tr>
+      <w:tr>
+        <w:tc>
+          <w:tcPr>
+            <w:tcW w:type="dxa" w:w="2556"/>
+          </w:tcPr>
+          <w:p>
+            <w:r>
+              <w:rPr>
+                <w:sz w:val="16"/>
+              </w:rPr>
+              <w:t>Building machine assignment / partition</w:t>
+            </w:r>
+          </w:p>
+        </w:tc>
+        <w:tc>
+          <w:tcPr>
+            <w:tcW w:type="dxa" w:w="2556"/>
+          </w:tcPr>
+          <w:p>
+            <w:r>
+              <w:rPr>
+                <w:sz w:val="16"/>
+              </w:rPr>
+              <w:t>Yes, contributor</w:t>
+            </w:r>
+          </w:p>
+        </w:tc>
+        <w:tc>
+          <w:tcPr>
+            <w:tcW w:type="dxa" w:w="2556"/>
+          </w:tcPr>
+          <w:p>
+            <w:r>
+              <w:rPr>
+                <w:sz w:val="16"/>
+              </w:rPr>
+              <w:t>High</w:t>
+            </w:r>
+          </w:p>
+        </w:tc>
+        <w:tc>
+          <w:tcPr>
+            <w:tcW w:type="dxa" w:w="2556"/>
+          </w:tcPr>
+          <w:p>
+            <w:r>
+              <w:rPr>
+                <w:sz w:val="16"/>
+              </w:rPr>
+              <w:t>One-GT pins and eligibility create fragmented resource pools. 10 PCR and 3 TBR GTs needed a second assigned machine; 22 PCR and 29 TBR GTs spilled past their pin.</w:t>
+            </w:r>
+          </w:p>
+        </w:tc>
+      </w:tr>
+      <w:tr>
+        <w:tc>
+          <w:tcPr>
+            <w:tcW w:type="dxa" w:w="2556"/>
+          </w:tcPr>
+          <w:p>
+            <w:r>
+              <w:rPr>
+                <w:sz w:val="16"/>
+              </w:rPr>
+              <w:t>Building placement / packing</w:t>
+            </w:r>
+          </w:p>
+        </w:tc>
+        <w:tc>
+          <w:tcPr>
+            <w:tcW w:type="dxa" w:w="2556"/>
+          </w:tcPr>
+          <w:p>
+            <w:r>
+              <w:rPr>
+                <w:sz w:val="16"/>
+              </w:rPr>
+              <w:t>Yes, primary operational cause</w:t>
+            </w:r>
+          </w:p>
+        </w:tc>
+        <w:tc>
+          <w:tcPr>
+            <w:tcW w:type="dxa" w:w="2556"/>
+          </w:tcPr>
+          <w:p>
+            <w:r>
+              <w:rPr>
+                <w:sz w:val="16"/>
+              </w:rPr>
+              <w:t>Very high</w:t>
+            </w:r>
+          </w:p>
+        </w:tc>
+        <w:tc>
+          <w:tcPr>
+            <w:tcW w:type="dxa" w:w="2556"/>
+          </w:tcPr>
+          <w:p>
+            <w:r>
+              <w:rPr>
+                <w:sz w:val="16"/>
+              </w:rPr>
+              <w:t>159 slices could not be released; 9,487 seated cure tyres were not fed. Idle machine time exists but not as a legal contiguous slot before cure deadlines.</w:t>
+            </w:r>
+          </w:p>
+        </w:tc>
+      </w:tr>
+      <w:tr>
+        <w:tc>
+          <w:tcPr>
+            <w:tcW w:type="dxa" w:w="2556"/>
+          </w:tcPr>
+          <w:p>
+            <w:r>
+              <w:rPr>
+                <w:sz w:val="16"/>
+              </w:rPr>
+              <w:t>Curing installed capacity</w:t>
+            </w:r>
+          </w:p>
+        </w:tc>
+        <w:tc>
+          <w:tcPr>
+            <w:tcW w:type="dxa" w:w="2556"/>
+          </w:tcPr>
+          <w:p>
+            <w:r>
+              <w:rPr>
+                <w:sz w:val="16"/>
+              </w:rPr>
+              <w:t>Not the primary capacity problem</w:t>
+            </w:r>
+          </w:p>
+        </w:tc>
+        <w:tc>
+          <w:tcPr>
+            <w:tcW w:type="dxa" w:w="2556"/>
+          </w:tcPr>
+          <w:p>
+            <w:r>
+              <w:rPr>
+                <w:sz w:val="16"/>
+              </w:rPr>
+              <w:t>Low</w:t>
+            </w:r>
+          </w:p>
+        </w:tc>
+        <w:tc>
+          <w:tcPr>
+            <w:tcW w:type="dxa" w:w="2556"/>
+          </w:tcPr>
+          <w:p>
+            <w:r>
+              <w:rPr>
+                <w:sz w:val="16"/>
+              </w:rPr>
+              <w:t>L5 reports 98.1% PCR and 99.3% TBR press-hour utilisation versus L3 ceiling.</w:t>
+            </w:r>
+          </w:p>
+        </w:tc>
+      </w:tr>
+      <w:tr>
+        <w:tc>
+          <w:tcPr>
+            <w:tcW w:type="dxa" w:w="2556"/>
+          </w:tcPr>
+          <w:p>
+            <w:r>
+              <w:rPr>
+                <w:sz w:val="16"/>
+              </w:rPr>
+              <w:t>Cure campaign construction / timing</w:t>
+            </w:r>
+          </w:p>
+        </w:tc>
+        <w:tc>
+          <w:tcPr>
+            <w:tcW w:type="dxa" w:w="2556"/>
+          </w:tcPr>
+          <w:p>
+            <w:r>
+              <w:rPr>
+                <w:sz w:val="16"/>
+              </w:rPr>
+              <w:t>Yes, structural cause</w:t>
+            </w:r>
+          </w:p>
+        </w:tc>
+        <w:tc>
+          <w:tcPr>
+            <w:tcW w:type="dxa" w:w="2556"/>
+          </w:tcPr>
+          <w:p>
+            <w:r>
+              <w:rPr>
+                <w:sz w:val="16"/>
+              </w:rPr>
+              <w:t>High</w:t>
+            </w:r>
+          </w:p>
+        </w:tc>
+        <w:tc>
+          <w:tcPr>
+            <w:tcW w:type="dxa" w:w="2556"/>
+          </w:tcPr>
+          <w:p>
+            <w:r>
+              <w:rPr>
+                <w:sz w:val="16"/>
+              </w:rPr>
+              <w:t>71 campaigns violate first-slice timing at L6; only 17% PCR and 23% TBR campaigns sit in observed duration bands.</w:t>
+            </w:r>
+          </w:p>
+        </w:tc>
+      </w:tr>
+      <w:tr>
+        <w:tc>
+          <w:tcPr>
+            <w:tcW w:type="dxa" w:w="2556"/>
+          </w:tcPr>
+          <w:p>
+            <w:r>
+              <w:rPr>
+                <w:sz w:val="16"/>
+              </w:rPr>
+              <w:t>Mould/press assignment</w:t>
+            </w:r>
+          </w:p>
+        </w:tc>
+        <w:tc>
+          <w:tcPr>
+            <w:tcW w:type="dxa" w:w="2556"/>
+          </w:tcPr>
+          <w:p>
+            <w:r>
+              <w:rPr>
+                <w:sz w:val="16"/>
+              </w:rPr>
+              <w:t>Currently controlled</w:t>
+            </w:r>
+          </w:p>
+        </w:tc>
+        <w:tc>
+          <w:tcPr>
+            <w:tcW w:type="dxa" w:w="2556"/>
+          </w:tcPr>
+          <w:p>
+            <w:r>
+              <w:rPr>
+                <w:sz w:val="16"/>
+              </w:rPr>
+              <w:t>Low</w:t>
+            </w:r>
+          </w:p>
+        </w:tc>
+        <w:tc>
+          <w:tcPr>
+            <w:tcW w:type="dxa" w:w="2556"/>
+          </w:tcPr>
+          <w:p>
+            <w:r>
+              <w:rPr>
+                <w:sz w:val="16"/>
+              </w:rPr>
+              <w:t>Zero press double-booking and zero active-mould concurrency breaches in the reference run.</w:t>
+            </w:r>
+          </w:p>
+        </w:tc>
+      </w:tr>
+      <w:tr>
+        <w:tc>
+          <w:tcPr>
+            <w:tcW w:type="dxa" w:w="2556"/>
+          </w:tcPr>
+          <w:p>
+            <w:r>
+              <w:rPr>
+                <w:sz w:val="16"/>
+              </w:rPr>
+              <w:t>Cycle time</w:t>
+            </w:r>
+          </w:p>
+        </w:tc>
+        <w:tc>
+          <w:tcPr>
+            <w:tcW w:type="dxa" w:w="2556"/>
+          </w:tcPr>
+          <w:p>
+            <w:r>
+              <w:rPr>
+                <w:sz w:val="16"/>
+              </w:rPr>
+              <w:t>Historically wrong; current run corrected</w:t>
+            </w:r>
+          </w:p>
+        </w:tc>
+        <w:tc>
+          <w:tcPr>
+            <w:tcW w:type="dxa" w:w="2556"/>
+          </w:tcPr>
+          <w:p>
+            <w:r>
+              <w:rPr>
+                <w:sz w:val="16"/>
+              </w:rPr>
+              <w:t>Low current / high audit importance</w:t>
+            </w:r>
+          </w:p>
+        </w:tc>
+        <w:tc>
+          <w:tcPr>
+            <w:tcW w:type="dxa" w:w="2556"/>
+          </w:tcPr>
+          <w:p>
+            <w:r>
+              <w:rPr>
+                <w:sz w:val="16"/>
+              </w:rPr>
+              <w:t>Plant CT is ON. Build uses GT×machine times; cure uses GT-level times. Do not inflate speeds.</w:t>
+            </w:r>
+          </w:p>
+        </w:tc>
+      </w:tr>
+      <w:tr>
+        <w:tc>
+          <w:tcPr>
+            <w:tcW w:type="dxa" w:w="2556"/>
+          </w:tcPr>
+          <w:p>
+            <w:r>
+              <w:rPr>
+                <w:sz w:val="16"/>
+              </w:rPr>
+              <w:t>Setup/changeover reservation</w:t>
+            </w:r>
+          </w:p>
+        </w:tc>
+        <w:tc>
+          <w:tcPr>
+            <w:tcW w:type="dxa" w:w="2556"/>
+          </w:tcPr>
+          <w:p>
+            <w:r>
+              <w:rPr>
+                <w:sz w:val="16"/>
+              </w:rPr>
+              <w:t>Correct but creates real packing pressure</w:t>
+            </w:r>
+          </w:p>
+        </w:tc>
+        <w:tc>
+          <w:tcPr>
+            <w:tcW w:type="dxa" w:w="2556"/>
+          </w:tcPr>
+          <w:p>
+            <w:r>
+              <w:rPr>
+                <w:sz w:val="16"/>
+              </w:rPr>
+              <w:t>Medium</w:t>
+            </w:r>
+          </w:p>
+        </w:tc>
+        <w:tc>
+          <w:tcPr>
+            <w:tcW w:type="dxa" w:w="2556"/>
+          </w:tcPr>
+          <w:p>
+            <w:r>
+              <w:rPr>
+                <w:sz w:val="16"/>
+              </w:rPr>
+              <w:t>All 1,649 transitions reserve setup. This removes physically impossible output but makes smart packing essential.</w:t>
+            </w:r>
+          </w:p>
+        </w:tc>
+      </w:tr>
+      <w:tr>
+        <w:tc>
+          <w:tcPr>
+            <w:tcW w:type="dxa" w:w="2556"/>
+          </w:tcPr>
+          <w:p>
+            <w:r>
+              <w:rPr>
+                <w:sz w:val="16"/>
+              </w:rPr>
+              <w:t>Minimum lot policy</w:t>
+            </w:r>
+          </w:p>
+        </w:tc>
+        <w:tc>
+          <w:tcPr>
+            <w:tcW w:type="dxa" w:w="2556"/>
+          </w:tcPr>
+          <w:p>
+            <w:r>
+              <w:rPr>
+                <w:sz w:val="16"/>
+              </w:rPr>
+              <w:t>Yes, direct refusal cause</w:t>
+            </w:r>
+          </w:p>
+        </w:tc>
+        <w:tc>
+          <w:tcPr>
+            <w:tcW w:type="dxa" w:w="2556"/>
+          </w:tcPr>
+          <w:p>
+            <w:r>
+              <w:rPr>
+                <w:sz w:val="16"/>
+              </w:rPr>
+              <w:t>High</w:t>
+            </w:r>
+          </w:p>
+        </w:tc>
+        <w:tc>
+          <w:tcPr>
+            <w:tcW w:type="dxa" w:w="2556"/>
+          </w:tcPr>
+          <w:p>
+            <w:r>
+              <w:rPr>
+                <w:sz w:val="16"/>
+              </w:rPr>
+              <w:t>8,977 exported shortfall tyres carry “would breach min_lot”; actual plant tolerates sub-floor runs.</w:t>
+            </w:r>
+          </w:p>
+        </w:tc>
+      </w:tr>
+      <w:tr>
+        <w:tc>
+          <w:tcPr>
+            <w:tcW w:type="dxa" w:w="2556"/>
+          </w:tcPr>
+          <w:p>
+            <w:r>
+              <w:rPr>
+                <w:sz w:val="16"/>
+              </w:rPr>
+              <w:t>Monthly boundary / carry state</w:t>
+            </w:r>
+          </w:p>
+        </w:tc>
+        <w:tc>
+          <w:tcPr>
+            <w:tcW w:type="dxa" w:w="2556"/>
+          </w:tcPr>
+          <w:p>
+            <w:r>
+              <w:rPr>
+                <w:sz w:val="16"/>
+              </w:rPr>
+              <w:t>Yes, first- and last-day cause</w:t>
+            </w:r>
+          </w:p>
+        </w:tc>
+        <w:tc>
+          <w:tcPr>
+            <w:tcW w:type="dxa" w:w="2556"/>
+          </w:tcPr>
+          <w:p>
+            <w:r>
+              <w:rPr>
+                <w:sz w:val="16"/>
+              </w:rPr>
+              <w:t>Very high</w:t>
+            </w:r>
+          </w:p>
+        </w:tc>
+        <w:tc>
+          <w:tcPr>
+            <w:tcW w:type="dxa" w:w="2556"/>
+          </w:tcPr>
+          <w:p>
+            <w:r>
+              <w:rPr>
+                <w:sz w:val="16"/>
+              </w:rPr>
+              <w:t>Day-1 press ramp and day-31 drain are consequences of missing continuous June→July→August state.</w:t>
+            </w:r>
+          </w:p>
+        </w:tc>
+      </w:tr>
+      <w:tr>
+        <w:tc>
+          <w:tcPr>
+            <w:tcW w:type="dxa" w:w="2556"/>
+          </w:tcPr>
+          <w:p>
+            <w:r>
+              <w:rPr>
+                <w:sz w:val="16"/>
+              </w:rPr>
+              <w:t>Residual-demand policy</w:t>
+            </w:r>
+          </w:p>
+        </w:tc>
+        <w:tc>
+          <w:tcPr>
+            <w:tcW w:type="dxa" w:w="2556"/>
+          </w:tcPr>
+          <w:p>
+            <w:r>
+              <w:rPr>
+                <w:sz w:val="16"/>
+              </w:rPr>
+              <w:t>Yes, denominator/policy loss</w:t>
+            </w:r>
+          </w:p>
+        </w:tc>
+        <w:tc>
+          <w:tcPr>
+            <w:tcW w:type="dxa" w:w="2556"/>
+          </w:tcPr>
+          <w:p>
+            <w:r>
+              <w:rPr>
+                <w:sz w:val="16"/>
+              </w:rPr>
+              <w:t>Medium</w:t>
+            </w:r>
+          </w:p>
+        </w:tc>
+        <w:tc>
+          <w:tcPr>
+            <w:tcW w:type="dxa" w:w="2556"/>
+          </w:tcPr>
+          <w:p>
+            <w:r>
+              <w:rPr>
+                <w:sz w:val="16"/>
+              </w:rPr>
+              <w:t>1,701 raw-demand tyres are excluded from the plannable denominator before detailed scheduling.</w:t>
+            </w:r>
+          </w:p>
+        </w:tc>
+      </w:tr>
+      <w:tr>
+        <w:tc>
+          <w:tcPr>
+            <w:tcW w:type="dxa" w:w="2556"/>
+          </w:tcPr>
+          <w:p>
+            <w:r>
+              <w:rPr>
+                <w:sz w:val="16"/>
+              </w:rPr>
+              <w:t>Opening GT quantity</w:t>
+            </w:r>
+          </w:p>
+        </w:tc>
+        <w:tc>
+          <w:tcPr>
+            <w:tcW w:type="dxa" w:w="2556"/>
+          </w:tcPr>
+          <w:p>
+            <w:r>
+              <w:rPr>
+                <w:sz w:val="16"/>
+              </w:rPr>
+              <w:t>Mostly adequate, but state incomplete</w:t>
+            </w:r>
+          </w:p>
+        </w:tc>
+        <w:tc>
+          <w:tcPr>
+            <w:tcW w:type="dxa" w:w="2556"/>
+          </w:tcPr>
+          <w:p>
+            <w:r>
+              <w:rPr>
+                <w:sz w:val="16"/>
+              </w:rPr>
+              <w:t>Medium</w:t>
+            </w:r>
+          </w:p>
+        </w:tc>
+        <w:tc>
+          <w:tcPr>
+            <w:tcW w:type="dxa" w:w="2556"/>
+          </w:tcPr>
+          <w:p>
+            <w:r>
+              <w:rPr>
+                <w:sz w:val="16"/>
+              </w:rPr>
+              <w:t>87% PCR and 78% TBR usable July opening stock is consumed; however press campaign, machine setup and exact GT age/state are not carried in.</w:t>
+            </w:r>
+          </w:p>
+        </w:tc>
+      </w:tr>
+      <w:tr>
+        <w:tc>
+          <w:tcPr>
+            <w:tcW w:type="dxa" w:w="2556"/>
+          </w:tcPr>
+          <w:p>
+            <w:r>
+              <w:rPr>
+                <w:sz w:val="16"/>
+              </w:rPr>
+              <w:t>L6 control loop</w:t>
+            </w:r>
+          </w:p>
+        </w:tc>
+        <w:tc>
+          <w:tcPr>
+            <w:tcW w:type="dxa" w:w="2556"/>
+          </w:tcPr>
+          <w:p>
+            <w:r>
+              <w:rPr>
+                <w:sz w:val="16"/>
+              </w:rPr>
+              <w:t>Yes, architecture defect</w:t>
+            </w:r>
+          </w:p>
+        </w:tc>
+        <w:tc>
+          <w:tcPr>
+            <w:tcW w:type="dxa" w:w="2556"/>
+          </w:tcPr>
+          <w:p>
+            <w:r>
+              <w:rPr>
+                <w:sz w:val="16"/>
+              </w:rPr>
+              <w:t>High</w:t>
+            </w:r>
+          </w:p>
+        </w:tc>
+        <w:tc>
+          <w:tcPr>
+            <w:tcW w:type="dxa" w:w="2556"/>
+          </w:tcPr>
+          <w:p>
+            <w:r>
+              <w:rPr>
+                <w:sz w:val="16"/>
+              </w:rPr>
+              <w:t>L6 detects 71 early campaigns but does not send them back to L5 for reseating; L7 repairs downstream.</w:t>
+            </w:r>
+          </w:p>
+        </w:tc>
+      </w:tr>
+    </w:tbl>
+    <w:p>
+      <w:pPr>
+        <w:pStyle w:val="Heading1"/>
+      </w:pPr>
+      <w:r>
+        <w:t>12. Specific issue register for fulfilment RCA</w:t>
+      </w:r>
+    </w:p>
+    <w:p>
+      <w:pPr>
+        <w:pStyle w:val="ListBullet"/>
+      </w:pPr>
+      <w:r>
+        <w:t>Day-1 start-up loss: no inherited June press campaign state.</w:t>
+      </w:r>
+    </w:p>
+    <w:p>
+      <w:pPr>
+        <w:pStyle w:val="ListBullet"/>
+      </w:pPr>
+      <w:r>
+        <w:t>Day-1 first-shift ramp: only 35/86 PCR and 36/79 TBR presses active in shift A.</w:t>
+      </w:r>
+    </w:p>
+    <w:p>
+      <w:pPr>
+        <w:pStyle w:val="ListBullet"/>
+      </w:pPr>
+      <w:r>
+        <w:t>TBR day-1 sensitivity: longer cycle time and 4.81 h coupling delay.</w:t>
+      </w:r>
+    </w:p>
+    <w:p>
+      <w:pPr>
+        <w:pStyle w:val="ListBullet"/>
+      </w:pPr>
+      <w:r>
+        <w:t>Day-31 wind-down: monthly demand ends and no next-month pull is available.</w:t>
+      </w:r>
+    </w:p>
+    <w:p>
+      <w:pPr>
+        <w:pStyle w:val="ListBullet"/>
+      </w:pPr>
+      <w:r>
+        <w:t>Day-31 inventory drain: curing continues from stock while building collapses.</w:t>
+      </w:r>
+    </w:p>
+    <w:p>
+      <w:pPr>
+        <w:pStyle w:val="ListBullet"/>
+      </w:pPr>
+      <w:r>
+        <w:t>Month-boundary tail: 8,680 tyres cure after July and do not count.</w:t>
+      </w:r>
+    </w:p>
+    <w:p>
+      <w:pPr>
+        <w:pStyle w:val="ListBullet"/>
+      </w:pPr>
+      <w:r>
+        <w:t>Cure-to-build mismatch: 9,487 cure-nameplate tyres cannot be fed.</w:t>
+      </w:r>
+    </w:p>
+    <w:p>
+      <w:pPr>
+        <w:pStyle w:val="ListBullet"/>
+      </w:pPr>
+      <w:r>
+        <w:t>Build packing refusal: machine hours are available but split into unusable gaps.</w:t>
+      </w:r>
+    </w:p>
+    <w:p>
+      <w:pPr>
+        <w:pStyle w:val="ListBullet"/>
+      </w:pPr>
+      <w:r>
+        <w:t>Hard minimum-lot refusal: the planner is stricter than actual July behavior.</w:t>
+      </w:r>
+    </w:p>
+    <w:p>
+      <w:pPr>
+        <w:pStyle w:val="ListBullet"/>
+      </w:pPr>
+      <w:r>
+        <w:t>Machine partition rigidity: GT pins and rim/TT-TL restrictions reduce interchangeable capacity.</w:t>
+      </w:r>
+    </w:p>
+    <w:p>
+      <w:pPr>
+        <w:pStyle w:val="ListBullet"/>
+      </w:pPr>
+      <w:r>
+        <w:t>Assignment spill: many GTs require secondary machines, increasing setup and fragmentation.</w:t>
+      </w:r>
+    </w:p>
+    <w:p>
+      <w:pPr>
+        <w:pStyle w:val="ListBullet"/>
+      </w:pPr>
+      <w:r>
+        <w:t>Cure campaign duration mismatch: campaigns differ from actual plant temporal structure.</w:t>
+      </w:r>
+    </w:p>
+    <w:p>
+      <w:pPr>
+        <w:pStyle w:val="ListBullet"/>
+      </w:pPr>
+      <w:r>
+        <w:t>TBR under-dispersion across presses: realised presses/GT below the plant pattern.</w:t>
+      </w:r>
+    </w:p>
+    <w:p>
+      <w:pPr>
+        <w:pStyle w:val="ListBullet"/>
+      </w:pPr>
+      <w:r>
+        <w:t>TBR long wait tail: 7.21 h median and 31.7 h p95 versus observed ~5 h head.</w:t>
+      </w:r>
+    </w:p>
+    <w:p>
+      <w:pPr>
+        <w:pStyle w:val="ListBullet"/>
+      </w:pPr>
+      <w:r>
+        <w:t>Residual-demand deletion from headline denominator: 1,701 tyres.</w:t>
+      </w:r>
+    </w:p>
+    <w:p>
+      <w:pPr>
+        <w:pStyle w:val="ListBullet"/>
+      </w:pPr>
+      <w:r>
+        <w:t>L6 warning without feedback: infeasible campaign timing is not repaired at the source.</w:t>
+      </w:r>
+    </w:p>
+    <w:p>
+      <w:pPr>
+        <w:pStyle w:val="ListBullet"/>
+      </w:pPr>
+      <w:r>
+        <w:t>Closing-buffer conflict: month-end drain violates the intended G8 steady-state buffer.</w:t>
+      </w:r>
+    </w:p>
+    <w:p>
+      <w:pPr>
+        <w:pStyle w:val="ListBullet"/>
+      </w:pPr>
+      <w:r>
+        <w:t>KPI denominator ambiguity: raw demand, gross build, plannable demand and cured output differ.</w:t>
+      </w:r>
+    </w:p>
+    <w:p>
+      <w:pPr>
+        <w:pStyle w:val="ListBullet"/>
+      </w:pPr>
+      <w:r>
+        <w:t>Repository/run drift: official RCA needs one clean, immutable July rerun and fingerprint.</w:t>
+      </w:r>
+    </w:p>
+    <w:p>
+      <w:pPr>
+        <w:pStyle w:val="Heading1"/>
+      </w:pPr>
+      <w:r>
+        <w:t>13. Final diagnosis: assignment, building or curing?</w:t>
+      </w:r>
+    </w:p>
+    <w:p>
+      <w:r>
+        <w:t>The answer is a coupled scheduling problem, but the largest immediate loss occurs on the BUILDING PLACEMENT side. Curing seats almost all available press hours, then L7 cannot feed 9,487 of those planned tyres because legal building runs do not fit. MACHINE ASSIGNMENT contributes by splitting demand into narrow eligible pools and pins, but aggregate machine capacity is not exhausted. CURING is also responsible structurally: its day-1 ramp, campaign shape, first-slice timing violations and month-end cutoff create the deadlines that building cannot satisfy. Therefore the correct priority is: (1) continuous boundary state and L5 campaign timing, (2) L7 packing/assignment repair, (3) plant ruling on strict minimum lots, and only then parameter tuning.</w:t>
       </w:r>
     </w:p>
     <w:sectPr>
